--- a/ゲーム科2年/00_前期/ゲーム開発Ⅲ/ゲーム物理学/テスト/02_回転力学まで_答え.docx
+++ b/ゲーム科2年/00_前期/ゲーム開発Ⅲ/ゲーム物理学/テスト/02_回転力学まで_答え.docx
@@ -188,7 +188,6 @@
     <w:p>
       <w:pPr>
         <w:rPr>
-          <w:rFonts w:hint="eastAsia"/>
           <w:szCs w:val="21"/>
         </w:rPr>
       </w:pPr>
@@ -401,7 +400,6 @@
     <w:p>
       <w:pPr>
         <w:rPr>
-          <w:rFonts w:hint="eastAsia"/>
           <w:szCs w:val="21"/>
         </w:rPr>
       </w:pPr>
@@ -702,7 +700,6 @@
     <w:p>
       <w:pPr>
         <w:rPr>
-          <w:rFonts w:hint="eastAsia"/>
           <w:szCs w:val="21"/>
         </w:rPr>
       </w:pPr>
@@ -839,10 +836,18 @@
       </w:r>
       <w:r>
         <w:rPr>
+          <w:rFonts w:hint="eastAsia"/>
           <w:sz w:val="22"/>
           <w:u w:val="single"/>
         </w:rPr>
-        <w:t>2.256N</w:t>
+        <w:t>2.5284</w:t>
+      </w:r>
+      <w:r>
+        <w:rPr>
+          <w:sz w:val="22"/>
+          <w:u w:val="single"/>
+        </w:rPr>
+        <w:t>N</w:t>
       </w:r>
     </w:p>
     <w:p>
@@ -880,7 +885,22 @@
           <w:sz w:val="22"/>
           <w:u w:val="single"/>
         </w:rPr>
-        <w:t>0.0337N</w:t>
+        <w:t>0.0337</w:t>
+      </w:r>
+      <w:r>
+        <w:rPr>
+          <w:rFonts w:hint="eastAsia"/>
+          <w:sz w:val="22"/>
+          <w:u w:val="single"/>
+        </w:rPr>
+        <w:t>12</w:t>
+      </w:r>
+      <w:r>
+        <w:rPr>
+          <w:sz w:val="22"/>
+          <w:u w:val="single"/>
+        </w:rPr>
+        <w:t>N</w:t>
       </w:r>
     </w:p>
     <w:p>
@@ -950,27 +970,56 @@
           <w:sz w:val="22"/>
           <w:u w:val="single"/>
         </w:rPr>
-        <w:t>5054.4N</w:t>
-      </w:r>
-    </w:p>
-    <w:p>
-      <w:pPr>
-        <w:rPr>
-          <w:szCs w:val="21"/>
-        </w:rPr>
-      </w:pPr>
-    </w:p>
-    <w:p>
-      <w:pPr>
-        <w:rPr>
-          <w:szCs w:val="21"/>
-        </w:rPr>
-      </w:pPr>
-    </w:p>
-    <w:p>
-      <w:pPr>
-        <w:rPr>
-          <w:rFonts w:hint="eastAsia"/>
+        <w:t>505</w:t>
+      </w:r>
+      <w:r>
+        <w:rPr>
+          <w:rFonts w:hint="eastAsia"/>
+          <w:sz w:val="22"/>
+          <w:u w:val="single"/>
+        </w:rPr>
+        <w:t>6</w:t>
+      </w:r>
+      <w:r>
+        <w:rPr>
+          <w:sz w:val="22"/>
+          <w:u w:val="single"/>
+        </w:rPr>
+        <w:t>.</w:t>
+      </w:r>
+      <w:r>
+        <w:rPr>
+          <w:rFonts w:hint="eastAsia"/>
+          <w:sz w:val="22"/>
+          <w:u w:val="single"/>
+        </w:rPr>
+        <w:t>8</w:t>
+      </w:r>
+      <w:r>
+        <w:rPr>
+          <w:sz w:val="22"/>
+          <w:u w:val="single"/>
+        </w:rPr>
+        <w:t>N</w:t>
+      </w:r>
+    </w:p>
+    <w:p>
+      <w:pPr>
+        <w:rPr>
+          <w:szCs w:val="21"/>
+        </w:rPr>
+      </w:pPr>
+    </w:p>
+    <w:p>
+      <w:pPr>
+        <w:rPr>
+          <w:szCs w:val="21"/>
+        </w:rPr>
+      </w:pPr>
+    </w:p>
+    <w:p>
+      <w:pPr>
+        <w:rPr>
           <w:szCs w:val="21"/>
         </w:rPr>
       </w:pPr>
@@ -1260,7 +1309,6 @@
     <w:p>
       <w:pPr>
         <w:rPr>
-          <w:rFonts w:hint="eastAsia"/>
           <w:szCs w:val="21"/>
         </w:rPr>
       </w:pPr>
@@ -1508,7 +1556,6 @@
     <w:p>
       <w:pPr>
         <w:rPr>
-          <w:rFonts w:hint="eastAsia"/>
           <w:szCs w:val="21"/>
         </w:rPr>
       </w:pPr>
@@ -1757,7 +1804,6 @@
     <w:p>
       <w:pPr>
         <w:rPr>
-          <w:rFonts w:hint="eastAsia"/>
           <w:szCs w:val="21"/>
         </w:rPr>
       </w:pPr>
@@ -2030,7 +2076,6 @@
       <w:pPr>
         <w:ind w:firstLineChars="300" w:firstLine="630"/>
         <w:rPr>
-          <w:rFonts w:hint="eastAsia"/>
           <w:szCs w:val="21"/>
         </w:rPr>
       </w:pPr>
@@ -2146,7 +2191,6 @@
     <w:p>
       <w:pPr>
         <w:rPr>
-          <w:rFonts w:hint="eastAsia"/>
           <w:szCs w:val="21"/>
         </w:rPr>
       </w:pPr>
@@ -2161,7 +2205,6 @@
     <w:p>
       <w:pPr>
         <w:rPr>
-          <w:rFonts w:hint="eastAsia"/>
           <w:szCs w:val="21"/>
         </w:rPr>
       </w:pPr>
@@ -2367,7 +2410,6 @@
     <w:p>
       <w:pPr>
         <w:rPr>
-          <w:rFonts w:hint="eastAsia"/>
           <w:szCs w:val="21"/>
         </w:rPr>
       </w:pPr>
@@ -2665,7 +2707,6 @@
     <w:p>
       <w:pPr>
         <w:rPr>
-          <w:rFonts w:hint="eastAsia"/>
           <w:szCs w:val="21"/>
         </w:rPr>
       </w:pPr>
@@ -2855,7 +2896,21 @@
           <w:rFonts w:hint="eastAsia"/>
           <w:szCs w:val="21"/>
         </w:rPr>
-        <w:t>仕事＝200*6＝</w:t>
+        <w:t>仕事＝</w:t>
+      </w:r>
+      <w:r>
+        <w:rPr>
+          <w:rFonts w:hint="eastAsia"/>
+          <w:szCs w:val="21"/>
+        </w:rPr>
+        <w:t>180</w:t>
+      </w:r>
+      <w:r>
+        <w:rPr>
+          <w:rFonts w:hint="eastAsia"/>
+          <w:szCs w:val="21"/>
+        </w:rPr>
+        <w:t>*6＝</w:t>
       </w:r>
       <w:r>
         <w:rPr>
@@ -2863,7 +2918,15 @@
           <w:szCs w:val="21"/>
           <w:u w:val="single"/>
         </w:rPr>
-        <w:t>1200J</w:t>
+        <w:t>1080</w:t>
+      </w:r>
+      <w:r>
+        <w:rPr>
+          <w:rFonts w:hint="eastAsia"/>
+          <w:szCs w:val="21"/>
+          <w:u w:val="single"/>
+        </w:rPr>
+        <w:t>J</w:t>
       </w:r>
     </w:p>
     <w:p>
@@ -3289,7 +3352,6 @@
     <w:p>
       <w:pPr>
         <w:rPr>
-          <w:rFonts w:hint="eastAsia"/>
           <w:szCs w:val="21"/>
         </w:rPr>
       </w:pPr>
@@ -3723,7 +3785,6 @@
     <w:p>
       <w:pPr>
         <w:rPr>
-          <w:rFonts w:hint="eastAsia"/>
           <w:szCs w:val="21"/>
         </w:rPr>
       </w:pPr>
@@ -4085,7 +4146,6 @@
     <w:p>
       <w:pPr>
         <w:rPr>
-          <w:rFonts w:hint="eastAsia"/>
           <w:szCs w:val="21"/>
         </w:rPr>
       </w:pPr>

--- a/ゲーム科2年/00_前期/ゲーム開発Ⅲ/ゲーム物理学/テスト/02_回転力学まで_答え.docx
+++ b/ゲーム科2年/00_前期/ゲーム開発Ⅲ/ゲーム物理学/テスト/02_回転力学まで_答え.docx
@@ -3212,7 +3212,7 @@
         <w:rPr>
           <w:szCs w:val="21"/>
         </w:rPr>
-        <w:t>200*0.86, 200*0.25]</w:t>
+        <w:t>200*0.86, 200*0.5]</w:t>
       </w:r>
       <w:r>
         <w:rPr>
@@ -3225,7 +3225,20 @@
         <w:rPr>
           <w:szCs w:val="21"/>
         </w:rPr>
-        <w:t>172, 50]</w:t>
+        <w:t xml:space="preserve">172, </w:t>
+      </w:r>
+      <w:r>
+        <w:rPr>
+          <w:rFonts w:hint="eastAsia"/>
+          <w:szCs w:val="21"/>
+        </w:rPr>
+        <w:t>100</w:t>
+      </w:r>
+      <w:r>
+        <w:rPr>
+          <w:szCs w:val="21"/>
+        </w:rPr>
+        <w:t>]</w:t>
       </w:r>
     </w:p>
     <w:p>
@@ -3276,9 +3289,16 @@
       </w:r>
       <w:r>
         <w:rPr>
-          <w:szCs w:val="21"/>
-        </w:rPr>
-        <w:t>50*0.25</w:t>
+          <w:rFonts w:hint="eastAsia"/>
+          <w:szCs w:val="21"/>
+        </w:rPr>
+        <w:t>100</w:t>
+      </w:r>
+      <w:r>
+        <w:rPr>
+          <w:szCs w:val="21"/>
+        </w:rPr>
+        <w:t>*0.25</w:t>
       </w:r>
       <w:r>
         <w:rPr>
@@ -3291,48 +3311,173 @@
         <w:rPr>
           <w:szCs w:val="21"/>
         </w:rPr>
-        <w:t>165.12 + 12.5</w:t>
-      </w:r>
-      <w:r>
-        <w:rPr>
-          <w:rFonts w:hint="eastAsia"/>
-          <w:szCs w:val="21"/>
-        </w:rPr>
-        <w:t>＝177</w:t>
-      </w:r>
-      <w:r>
-        <w:rPr>
-          <w:szCs w:val="21"/>
-        </w:rPr>
-        <w:t>.62</w:t>
-      </w:r>
-    </w:p>
-    <w:p>
-      <w:pPr>
-        <w:rPr>
-          <w:szCs w:val="21"/>
-        </w:rPr>
-      </w:pPr>
-      <w:r>
-        <w:rPr>
-          <w:rFonts w:hint="eastAsia"/>
-          <w:szCs w:val="21"/>
-        </w:rPr>
-        <w:t>合力＝177.62-20＝157.62</w:t>
-      </w:r>
-    </w:p>
-    <w:p>
-      <w:pPr>
-        <w:rPr>
-          <w:szCs w:val="21"/>
-        </w:rPr>
-      </w:pPr>
-      <w:r>
-        <w:rPr>
-          <w:rFonts w:hint="eastAsia"/>
-          <w:szCs w:val="21"/>
-        </w:rPr>
-        <w:t>仕事＝157.62*6＝945.72J</w:t>
+        <w:t xml:space="preserve">165.12 + </w:t>
+      </w:r>
+      <w:r>
+        <w:rPr>
+          <w:rFonts w:hint="eastAsia"/>
+          <w:szCs w:val="21"/>
+        </w:rPr>
+        <w:t>25</w:t>
+      </w:r>
+      <w:r>
+        <w:rPr>
+          <w:rFonts w:hint="eastAsia"/>
+          <w:szCs w:val="21"/>
+        </w:rPr>
+        <w:t>＝1</w:t>
+      </w:r>
+      <w:r>
+        <w:rPr>
+          <w:rFonts w:hint="eastAsia"/>
+          <w:szCs w:val="21"/>
+        </w:rPr>
+        <w:t>90</w:t>
+      </w:r>
+      <w:r>
+        <w:rPr>
+          <w:szCs w:val="21"/>
+        </w:rPr>
+        <w:t>.</w:t>
+      </w:r>
+      <w:r>
+        <w:rPr>
+          <w:rFonts w:hint="eastAsia"/>
+          <w:szCs w:val="21"/>
+        </w:rPr>
+        <w:t>1</w:t>
+      </w:r>
+      <w:r>
+        <w:rPr>
+          <w:szCs w:val="21"/>
+        </w:rPr>
+        <w:t>2</w:t>
+      </w:r>
+    </w:p>
+    <w:p>
+      <w:pPr>
+        <w:rPr>
+          <w:szCs w:val="21"/>
+        </w:rPr>
+      </w:pPr>
+      <w:r>
+        <w:rPr>
+          <w:rFonts w:hint="eastAsia"/>
+          <w:szCs w:val="21"/>
+        </w:rPr>
+        <w:t>合力＝</w:t>
+      </w:r>
+      <w:r>
+        <w:rPr>
+          <w:rFonts w:hint="eastAsia"/>
+          <w:szCs w:val="21"/>
+        </w:rPr>
+        <w:t>190</w:t>
+      </w:r>
+      <w:r>
+        <w:rPr>
+          <w:rFonts w:hint="eastAsia"/>
+          <w:szCs w:val="21"/>
+        </w:rPr>
+        <w:t>.</w:t>
+      </w:r>
+      <w:r>
+        <w:rPr>
+          <w:rFonts w:hint="eastAsia"/>
+          <w:szCs w:val="21"/>
+        </w:rPr>
+        <w:t>1</w:t>
+      </w:r>
+      <w:r>
+        <w:rPr>
+          <w:rFonts w:hint="eastAsia"/>
+          <w:szCs w:val="21"/>
+        </w:rPr>
+        <w:t>2-20＝1</w:t>
+      </w:r>
+      <w:r>
+        <w:rPr>
+          <w:rFonts w:hint="eastAsia"/>
+          <w:szCs w:val="21"/>
+        </w:rPr>
+        <w:t>70</w:t>
+      </w:r>
+      <w:r>
+        <w:rPr>
+          <w:rFonts w:hint="eastAsia"/>
+          <w:szCs w:val="21"/>
+        </w:rPr>
+        <w:t>.</w:t>
+      </w:r>
+      <w:r>
+        <w:rPr>
+          <w:rFonts w:hint="eastAsia"/>
+          <w:szCs w:val="21"/>
+        </w:rPr>
+        <w:t>1</w:t>
+      </w:r>
+      <w:r>
+        <w:rPr>
+          <w:rFonts w:hint="eastAsia"/>
+          <w:szCs w:val="21"/>
+        </w:rPr>
+        <w:t>2</w:t>
+      </w:r>
+    </w:p>
+    <w:p>
+      <w:pPr>
+        <w:rPr>
+          <w:szCs w:val="21"/>
+        </w:rPr>
+      </w:pPr>
+      <w:r>
+        <w:rPr>
+          <w:rFonts w:hint="eastAsia"/>
+          <w:szCs w:val="21"/>
+        </w:rPr>
+        <w:t>仕事＝1</w:t>
+      </w:r>
+      <w:r>
+        <w:rPr>
+          <w:rFonts w:hint="eastAsia"/>
+          <w:szCs w:val="21"/>
+        </w:rPr>
+        <w:t>70</w:t>
+      </w:r>
+      <w:r>
+        <w:rPr>
+          <w:rFonts w:hint="eastAsia"/>
+          <w:szCs w:val="21"/>
+        </w:rPr>
+        <w:t>.</w:t>
+      </w:r>
+      <w:r>
+        <w:rPr>
+          <w:rFonts w:hint="eastAsia"/>
+          <w:szCs w:val="21"/>
+        </w:rPr>
+        <w:t>1</w:t>
+      </w:r>
+      <w:r>
+        <w:rPr>
+          <w:rFonts w:hint="eastAsia"/>
+          <w:szCs w:val="21"/>
+        </w:rPr>
+        <w:t>2*6＝</w:t>
+      </w:r>
+      <w:r>
+        <w:rPr>
+          <w:rFonts w:hint="eastAsia"/>
+          <w:szCs w:val="21"/>
+        </w:rPr>
+        <w:t>1020</w:t>
+      </w:r>
+      <w:r>
+        <w:rPr>
+          <w:rFonts w:hint="eastAsia"/>
+          <w:szCs w:val="21"/>
+        </w:rPr>
+        <w:t>.72J</w:t>
       </w:r>
     </w:p>
     <w:p>
